--- a/docs/DevSentinel-Technical-Documentation.docx
+++ b/docs/DevSentinel-Technical-Documentation.docx
@@ -11420,7 +11420,7 @@
         <w:tc>
           <w:tcPr>
             <w:tcW w:type="dxa" w:w="9648"/>
-            <w:shd w:val="clear" w:fill="FFE5E5"/>
+            <w:shd w:val="clear" w:fill="E8F0FE"/>
           </w:tcPr>
           <w:p>
             <w:r/>
@@ -11429,7 +11429,13 @@
                 <w:b/>
                 <w:sz w:val="19"/>
               </w:rPr>
-              <w:t xml:space="preserve">Railway is not used.  </w:t>
+              <w:t xml:space="preserve">Render is the sole backend host.  </w:t>
+            </w:r>
+            <w:r>
+              <w:rPr>
+                <w:sz w:val="19"/>
+              </w:rPr>
+              <w:t xml:space="preserve">There is exactly one backend deployment target and one deployment descriptor — </w:t>
             </w:r>
             <w:r>
               <w:rPr>
@@ -11437,13 +11443,13 @@
                 <w:color w:val="A31D4E"/>
                 <w:sz w:val="19"/>
               </w:rPr>
-              <w:t>apps/api/railway.toml</w:t>
+              <w:t>render.yaml</w:t>
             </w:r>
             <w:r>
               <w:rPr>
                 <w:sz w:val="19"/>
               </w:rPr>
-              <w:t xml:space="preserve"> exists in the repository but was never deployed, and the README still claims Railway hosts the backend. Both are stale. Render is the only backend host. See §20 for the cleanup action.</w:t>
+              <w:t xml:space="preserve"> at the repository root. If you find a second platform's build config in a fork or an old branch, it is not in use; delete it rather than maintaining two sources of deployment truth.</w:t>
             </w:r>
           </w:p>
         </w:tc>
@@ -20365,7 +20371,7 @@
               <w:rPr>
                 <w:sz w:val="15"/>
               </w:rPr>
-              <w:t>apps/api/railway.toml` describes a Railway deployment that was never shipped</w:t>
+              <w:t>CSP retains `script-src 'unsafe-inline'</w:t>
             </w:r>
           </w:p>
         </w:tc>
@@ -20382,7 +20388,7 @@
               <w:rPr>
                 <w:sz w:val="15"/>
               </w:rPr>
-              <w:t>Low</w:t>
+              <w:t>Medium</w:t>
             </w:r>
           </w:p>
         </w:tc>
@@ -20399,7 +20405,7 @@
               <w:rPr>
                 <w:sz w:val="15"/>
               </w:rPr>
-              <w:t>Delete the file to remove the misleading second source of deployment truth</w:t>
+              <w:t>Migrate to a nonce-based CSP; this is the weakest link in the XSS defence</w:t>
             </w:r>
           </w:p>
         </w:tc>
@@ -20435,7 +20441,7 @@
               <w:rPr>
                 <w:sz w:val="15"/>
               </w:rPr>
-              <w:t>README states the backend is deployed to Railway</w:t>
+              <w:t>create_all` runs on every startup alongside Alembic</w:t>
             </w:r>
           </w:p>
         </w:tc>
@@ -20452,7 +20458,7 @@
               <w:rPr>
                 <w:sz w:val="15"/>
               </w:rPr>
-              <w:t>Low</w:t>
+              <w:t>Medium</w:t>
             </w:r>
           </w:p>
         </w:tc>
@@ -20469,7 +20475,7 @@
               <w:rPr>
                 <w:sz w:val="15"/>
               </w:rPr>
-              <w:t>Update the Tech Stack table to say Render</w:t>
+              <w:t>Two sources of schema truth. Consider removing `create_all` once migrations fully own the schema</w:t>
             </w:r>
           </w:p>
         </w:tc>
@@ -20505,7 +20511,7 @@
               <w:rPr>
                 <w:sz w:val="15"/>
               </w:rPr>
-              <w:t>CSP retains `script-src 'unsafe-inline'</w:t>
+              <w:t>Weekly report scheduler runs inside the web process</w:t>
             </w:r>
           </w:p>
         </w:tc>
@@ -20539,7 +20545,7 @@
               <w:rPr>
                 <w:sz w:val="15"/>
               </w:rPr>
-              <w:t>Migrate to a nonce-based CSP; this is the weakest link in the XSS defence</w:t>
+              <w:t>On a sleeping or multi-instance deployment this either misses runs or duplicates them. Move to a dedicated worker or an external trigger before scaling past one instance</w:t>
             </w:r>
           </w:p>
         </w:tc>
@@ -20575,7 +20581,7 @@
               <w:rPr>
                 <w:sz w:val="15"/>
               </w:rPr>
-              <w:t>create_all` runs on every startup alongside Alembic</w:t>
+              <w:t>In-memory rate limiting is per-process</w:t>
             </w:r>
           </w:p>
         </w:tc>
@@ -20592,7 +20598,7 @@
               <w:rPr>
                 <w:sz w:val="15"/>
               </w:rPr>
-              <w:t>Medium</w:t>
+              <w:t>Low today</w:t>
             </w:r>
           </w:p>
         </w:tc>
@@ -20609,7 +20615,7 @@
               <w:rPr>
                 <w:sz w:val="15"/>
               </w:rPr>
-              <w:t>Two sources of schema truth. Consider removing `create_all` once migrations fully own the schema</w:t>
+              <w:t>Correct at WEB_CONCURRENCY=1. If you scale out, configure RATELIMIT_STORAGE_URI with a real Redis URI or effective limits multiply by the worker count</w:t>
             </w:r>
           </w:p>
         </w:tc>
@@ -20645,7 +20651,7 @@
               <w:rPr>
                 <w:sz w:val="15"/>
               </w:rPr>
-              <w:t>Weekly report scheduler runs inside the web process</w:t>
+              <w:t>/health` does not check the database</w:t>
             </w:r>
           </w:p>
         </w:tc>
@@ -20662,7 +20668,7 @@
               <w:rPr>
                 <w:sz w:val="15"/>
               </w:rPr>
-              <w:t>Medium</w:t>
+              <w:t>Low</w:t>
             </w:r>
           </w:p>
         </w:tc>
@@ -20679,7 +20685,7 @@
               <w:rPr>
                 <w:sz w:val="15"/>
               </w:rPr>
-              <w:t>On a sleeping or multi-instance deployment this either misses runs or duplicates them. Move to a dedicated worker or an external trigger before scaling past one instance</w:t>
+              <w:t>Consider a `/health/ready` probe that runs `SELECT 1` for a true readiness signal</w:t>
             </w:r>
           </w:p>
         </w:tc>
@@ -20715,7 +20721,7 @@
               <w:rPr>
                 <w:sz w:val="15"/>
               </w:rPr>
-              <w:t>In-memory rate limiting is per-process</w:t>
+              <w:t>TLS certificate verification disabled for the database connection</w:t>
             </w:r>
           </w:p>
         </w:tc>
@@ -20732,7 +20738,7 @@
               <w:rPr>
                 <w:sz w:val="15"/>
               </w:rPr>
-              <w:t>Low today</w:t>
+              <w:t>Medium</w:t>
             </w:r>
           </w:p>
         </w:tc>
@@ -20749,7 +20755,7 @@
               <w:rPr>
                 <w:sz w:val="15"/>
               </w:rPr>
-              <w:t>Correct at WEB_CONCURRENCY=1. If you scale out, configure RATELIMIT_STORAGE_URI with a real Redis URI or effective limits multiply by the worker count</w:t>
+              <w:t>check_hostname=False` and `CERT_NONE` accommodate the pooler chain but remove protection against an active MITM. Revisit with a proper CA bundle</w:t>
             </w:r>
           </w:p>
         </w:tc>
@@ -20785,7 +20791,7 @@
               <w:rPr>
                 <w:sz w:val="15"/>
               </w:rPr>
-              <w:t>/health` does not check the database</w:t>
+              <w:t>FastAPI `@app.on_event` handlers are deprecated</w:t>
             </w:r>
           </w:p>
         </w:tc>
@@ -20819,7 +20825,7 @@
               <w:rPr>
                 <w:sz w:val="15"/>
               </w:rPr>
-              <w:t>Consider a `/health/ready` probe that runs `SELECT 1` for a true readiness signal</w:t>
+              <w:t>Migrate to the lifespan context manager; currently emits deprecation warnings on every test run</w:t>
             </w:r>
           </w:p>
         </w:tc>
@@ -20855,7 +20861,7 @@
               <w:rPr>
                 <w:sz w:val="15"/>
               </w:rPr>
-              <w:t>TLS certificate verification disabled for the database connection</w:t>
+              <w:t>No automated migration step in deployment</w:t>
             </w:r>
           </w:p>
         </w:tc>
@@ -20889,7 +20895,7 @@
               <w:rPr>
                 <w:sz w:val="15"/>
               </w:rPr>
-              <w:t>check_hostname=False` and `CERT_NONE` accommodate the pooler chain but remove protection against an active MITM. Revisit with a proper CA bundle</w:t>
+              <w:t>Schema changes require a manual Alembic run. Document in the release checklist or add a pre-deploy hook</w:t>
             </w:r>
           </w:p>
         </w:tc>
@@ -20925,7 +20931,7 @@
               <w:rPr>
                 <w:sz w:val="15"/>
               </w:rPr>
-              <w:t>FastAPI `@app.on_event` handlers are deprecated</w:t>
+              <w:t>README's Vercel step references env vars in `vercel.json</w:t>
             </w:r>
           </w:p>
         </w:tc>
@@ -20959,77 +20965,7 @@
               <w:rPr>
                 <w:sz w:val="15"/>
               </w:rPr>
-              <w:t>Migrate to the lifespan context manager; currently emits deprecation warnings on every test run</w:t>
-            </w:r>
-          </w:p>
-        </w:tc>
-      </w:tr>
-      <w:tr>
-        <w:tc>
-          <w:tcPr>
-            <w:tcW w:type="dxa" w:w="504"/>
-          </w:tcPr>
-          <w:p>
-            <w:pPr>
-              <w:spacing w:after="20"/>
-            </w:pPr>
-            <w:r/>
-            <w:r>
-              <w:rPr>
-                <w:sz w:val="15"/>
-              </w:rPr>
-              <w:t>10</w:t>
-            </w:r>
-          </w:p>
-        </w:tc>
-        <w:tc>
-          <w:tcPr>
-            <w:tcW w:type="dxa" w:w="3456"/>
-          </w:tcPr>
-          <w:p>
-            <w:pPr>
-              <w:spacing w:after="20"/>
-            </w:pPr>
-            <w:r/>
-            <w:r>
-              <w:rPr>
-                <w:sz w:val="15"/>
-              </w:rPr>
-              <w:t>No automated migration step in deployment</w:t>
-            </w:r>
-          </w:p>
-        </w:tc>
-        <w:tc>
-          <w:tcPr>
-            <w:tcW w:type="dxa" w:w="1152"/>
-          </w:tcPr>
-          <w:p>
-            <w:pPr>
-              <w:spacing w:after="20"/>
-            </w:pPr>
-            <w:r/>
-            <w:r>
-              <w:rPr>
-                <w:sz w:val="15"/>
-              </w:rPr>
-              <w:t>Medium</w:t>
-            </w:r>
-          </w:p>
-        </w:tc>
-        <w:tc>
-          <w:tcPr>
-            <w:tcW w:type="dxa" w:w="4464"/>
-          </w:tcPr>
-          <w:p>
-            <w:pPr>
-              <w:spacing w:after="20"/>
-            </w:pPr>
-            <w:r/>
-            <w:r>
-              <w:rPr>
-                <w:sz w:val="15"/>
-              </w:rPr>
-              <w:t>Schema changes require a manual Alembic run. Document in the release checklist or add a pre-deploy hook</w:t>
+              <w:t>vercel.json` contains only a framework hint; the three `NEXT_PUBLIC_*` vars are set in the dashboard. Reword that line</w:t>
             </w:r>
           </w:p>
         </w:tc>
